--- a/docs/ENDPOINT_JUSTIFICATION.docx
+++ b/docs/ENDPOINT_JUSTIFICATION.docx
@@ -5414,6 +5414,86 @@
       </w:r>
       <w:r>
         <w:t xml:space="preserve">and are not repeated here.</w:t>
+      </w:r>
+    </w:p>
+    <w:p>
+      <w:pPr>
+        <w:pStyle w:val="BodyText"/>
+      </w:pPr>
+      <w:r>
+        <w:t xml:space="preserve">Exactly which compounds trained which endpoint, and the numeric feature vector each one was reduced</w:t>
+      </w:r>
+      <w:r>
+        <w:t xml:space="preserve"> </w:t>
+      </w:r>
+      <w:r>
+        <w:t xml:space="preserve">to, is not asserted here but laid out directly:</w:t>
+      </w:r>
+      <w:r>
+        <w:t xml:space="preserve"> </w:t>
+      </w:r>
+      <w:r>
+        <w:rPr>
+          <w:rStyle w:val="VerbatimChar"/>
+        </w:rPr>
+        <w:t xml:space="preserve">results/tables/master_training_usage.csv</w:t>
+      </w:r>
+      <w:r>
+        <w:t xml:space="preserve"> </w:t>
+      </w:r>
+      <w:r>
+        <w:t xml:space="preserve">gives one</w:t>
+      </w:r>
+      <w:r>
+        <w:t xml:space="preserve"> </w:t>
+      </w:r>
+      <w:r>
+        <w:t xml:space="preserve">row per endpoint-compound pair actually used, and</w:t>
+      </w:r>
+      <w:r>
+        <w:t xml:space="preserve"> </w:t>
+      </w:r>
+      <w:r>
+        <w:rPr>
+          <w:rStyle w:val="VerbatimChar"/>
+        </w:rPr>
+        <w:t xml:space="preserve">results/tables/master_feature_vectors.csv</w:t>
+      </w:r>
+      <w:r>
+        <w:t xml:space="preserve"> </w:t>
+      </w:r>
+      <w:r>
+        <w:t xml:space="preserve">gives</w:t>
+      </w:r>
+      <w:r>
+        <w:t xml:space="preserve"> </w:t>
+      </w:r>
+      <w:r>
+        <w:t xml:space="preserve">the full 1,036-column vector for every distinct compound, keyed by InChIKey so the two join directly.</w:t>
+      </w:r>
+      <w:r>
+        <w:t xml:space="preserve"> </w:t>
+      </w:r>
+      <w:r>
+        <w:t xml:space="preserve">Every formula in this document that turns such a vector into a reported score, prediction set or</w:t>
+      </w:r>
+      <w:r>
+        <w:t xml:space="preserve"> </w:t>
+      </w:r>
+      <w:r>
+        <w:t xml:space="preserve">disease score is walked through with a live worked example in</w:t>
+      </w:r>
+      <w:r>
+        <w:t xml:space="preserve"> </w:t>
+      </w:r>
+      <w:r>
+        <w:rPr>
+          <w:rStyle w:val="VerbatimChar"/>
+        </w:rPr>
+        <w:t xml:space="preserve">docs/ML_METHODS_AND_FORMULAS.md</w:t>
+      </w:r>
+      <w:r>
+        <w:t xml:space="preserve">.</w:t>
       </w:r>
     </w:p>
     <w:p>
